--- a/PROYECTO_CIGARS_CUBA_2027/08_COMMUNICATIONS/Outreach Email Templates.docx
+++ b/PROYECTO_CIGARS_CUBA_2027/08_COMMUNICATIONS/Outreach Email Templates.docx
@@ -672,7 +672,7 @@
         <w:pStyle w:val="BodyText"/>
       </w:pPr>
       <w:r>
-        <w:t xml:space="preserve">Solicitamos presupuesto para un informe de registrabilidad de las denominaciones FOLIO, LUMBRE y VELADA en clase 34 (y 35) en EUIPO, OEPM y, a través de agente oficial, OCPI (Cuba), así como la posterior presentación de la solicitud de marca de la UE de la denominación seleccionada.</w:t>
+        <w:t xml:space="preserve">Solicitamos presupuesto para un informe de registrabilidad de las denominaciones ARNALDO (y, como reserva, FOLIO y LUMBRE) en clase 34 (y 35) en EUIPO, OEPM y, a través de agente oficial, OCPI (Cuba), así como la posterior presentación de la solicitud de marca de la UE de la denominación seleccionada.</w:t>
       </w:r>
     </w:p>
     <w:p>

--- a/PROYECTO_CIGARS_CUBA_2027/08_COMMUNICATIONS/Outreach Email Templates.docx
+++ b/PROYECTO_CIGARS_CUBA_2027/08_COMMUNICATIONS/Outreach Email Templates.docx
@@ -672,7 +672,7 @@
         <w:pStyle w:val="BodyText"/>
       </w:pPr>
       <w:r>
-        <w:t xml:space="preserve">Solicitamos presupuesto para un informe de registrabilidad de las denominaciones ARNALDO (y, como reserva, FOLIO y LUMBRE) en clase 34 (y 35) en EUIPO, OEPM y, a través de agente oficial, OCPI (Cuba), así como la posterior presentación de la solicitud de marca de la UE de la denominación seleccionada.</w:t>
+        <w:t xml:space="preserve">Solicitamos presupuesto para un informe de registrabilidad de las denominaciones ARNALDO VALLÉS (y, como reserva, FOLIO y LUMBRE) en clase 34 (y 35) en EUIPO, OEPM y, a través de agente oficial, OCPI (Cuba), así como la posterior presentación de la solicitud de marca de la UE de la denominación seleccionada.</w:t>
       </w:r>
     </w:p>
     <w:p>
